--- a/informe/informe_base.docx
+++ b/informe/informe_base.docx
@@ -310,7 +310,7 @@
     </w:p>
     <w:p>
       <w:r>
-        <w:t>Modelo: Ridge sobre log(P21 real). MAE: 438927; RMSE: 765421; R2 sobre log ingreso: 0.460.</w:t>
+        <w:t>Modelo: Ridge sobre log(P21 real). MAE: 438927; RMSE: 765418; R2 en escala original: 0.358.</w:t>
       </w:r>
     </w:p>
     <w:p>

--- a/informe/informe_base.docx
+++ b/informe/informe_base.docx
@@ -310,7 +310,7 @@
     </w:p>
     <w:p>
       <w:r>
-        <w:t>Modelo: Ridge sobre log(P21 real). MAE: 438927; RMSE: 765418; R2 en escala original: 0.358.</w:t>
+        <w:t>Modelo: Ridge sobre log(P21 real). MAE: 438927; RMSE: 765421; R2 en escala original: 0.358.</w:t>
       </w:r>
     </w:p>
     <w:p>
